--- a/AP/Bài đăng báo/DienDanDoanhNghiep-AP-Vietnam-2026-10-08.docx
+++ b/AP/Bài đăng báo/DienDanDoanhNghiep-AP-Vietnam-2026-10-08.docx
@@ -2,6 +2,475 @@
 <file path=word/document.xml><?xml version="1.0" encoding="utf-8"?>
 <w:document xmlns:wpc="http://schemas.microsoft.com/office/word/2010/wordprocessingCanvas" xmlns:mo="http://schemas.microsoft.com/office/mac/office/2008/main" xmlns:mc="http://schemas.openxmlformats.org/markup-compatibility/2006" xmlns:mv="urn:schemas-microsoft-com:mac:vml" xmlns:o="urn:schemas-microsoft-com:office:office" xmlns:r="http://schemas.openxmlformats.org/officeDocument/2006/relationships" xmlns:m="http://schemas.openxmlformats.org/officeDocument/2006/math" xmlns:v="urn:schemas-microsoft-com:vml" xmlns:wp14="http://schemas.microsoft.com/office/word/2010/wordprocessingDrawing" xmlns:wp="http://schemas.openxmlformats.org/drawingml/2006/wordprocessingDrawing" xmlns:w10="urn:schemas-microsoft-com:office:word" xmlns:w="http://schemas.openxmlformats.org/wordprocessingml/2006/main" xmlns:w14="http://schemas.microsoft.com/office/word/2010/wordml" xmlns:wpg="http://schemas.microsoft.com/office/word/2010/wordprocessingGroup" xmlns:wpi="http://schemas.microsoft.com/office/word/2010/wordprocessingInk" xmlns:wne="http://schemas.microsoft.com/office/word/2006/wordml" xmlns:wps="http://schemas.microsoft.com/office/word/2010/wordprocessingShape" mc:Ignorable="w14 wp14">
   <w:body>
+    <w:p>
+      <w:r>
+        <w:rPr>
+          <w:rFonts w:ascii="Inter" w:hAnsi="Inter"/>
+          <w:b/>
+          <w:i w:val="0"/>
+          <w:sz w:val="21"/>
+        </w:rPr>
+        <w:t>THÔNG TIN QUY CÁCH BÀI VIẾT - dành cho khách hàng tham khảo, không đăng báo</w:t>
+      </w:r>
+    </w:p>
+    <w:tbl>
+      <w:tblPr>
+        <w:tblStyle w:val="TableGrid"/>
+        <w:tblW w:type="auto" w:w="0"/>
+        <w:tblLook w:firstColumn="1" w:firstRow="1" w:lastColumn="0" w:lastRow="0" w:noHBand="0" w:noVBand="1" w:val="04A0"/>
+      </w:tblPr>
+      <w:tblGrid>
+        <w:gridCol w:w="3120"/>
+        <w:gridCol w:w="3120"/>
+        <w:gridCol w:w="3120"/>
+      </w:tblGrid>
+      <w:tr>
+        <w:tc>
+          <w:tcPr>
+            <w:tcW w:type="dxa" w:w="2160"/>
+            <w:shd w:val="clear" w:color="auto" w:fill="D9E2F3"/>
+          </w:tcPr>
+          <w:p>
+            <w:r/>
+            <w:r>
+              <w:rPr>
+                <w:rFonts w:ascii="Inter" w:hAnsi="Inter"/>
+                <w:b/>
+                <w:i w:val="0"/>
+                <w:sz w:val="19"/>
+              </w:rPr>
+              <w:t>Tiêu chí</w:t>
+            </w:r>
+          </w:p>
+        </w:tc>
+        <w:tc>
+          <w:tcPr>
+            <w:tcW w:type="dxa" w:w="3168"/>
+            <w:shd w:val="clear" w:color="auto" w:fill="D9E2F3"/>
+          </w:tcPr>
+          <w:p>
+            <w:r/>
+            <w:r>
+              <w:rPr>
+                <w:rFonts w:ascii="Inter" w:hAnsi="Inter"/>
+                <w:b/>
+                <w:i w:val="0"/>
+                <w:sz w:val="19"/>
+              </w:rPr>
+              <w:t>Yêu cầu của báo</w:t>
+            </w:r>
+          </w:p>
+        </w:tc>
+        <w:tc>
+          <w:tcPr>
+            <w:tcW w:type="dxa" w:w="4032"/>
+            <w:shd w:val="clear" w:color="auto" w:fill="D9E2F3"/>
+          </w:tcPr>
+          <w:p>
+            <w:r/>
+            <w:r>
+              <w:rPr>
+                <w:rFonts w:ascii="Inter" w:hAnsi="Inter"/>
+                <w:b/>
+                <w:i w:val="0"/>
+                <w:sz w:val="19"/>
+              </w:rPr>
+              <w:t>Bài này</w:t>
+            </w:r>
+          </w:p>
+        </w:tc>
+      </w:tr>
+      <w:tr>
+        <w:tc>
+          <w:tcPr>
+            <w:tcW w:type="dxa" w:w="2160"/>
+          </w:tcPr>
+          <w:p>
+            <w:r/>
+            <w:r>
+              <w:rPr>
+                <w:rFonts w:ascii="Inter" w:hAnsi="Inter"/>
+                <w:b w:val="0"/>
+                <w:i w:val="0"/>
+                <w:sz w:val="19"/>
+              </w:rPr>
+              <w:t>Kênh đăng</w:t>
+            </w:r>
+          </w:p>
+        </w:tc>
+        <w:tc>
+          <w:tcPr>
+            <w:tcW w:type="dxa" w:w="3168"/>
+          </w:tcPr>
+          <w:p>
+            <w:r/>
+            <w:r>
+              <w:rPr>
+                <w:rFonts w:ascii="Inter" w:hAnsi="Inter"/>
+                <w:b w:val="0"/>
+                <w:i w:val="0"/>
+                <w:sz w:val="19"/>
+              </w:rPr>
+              <w:t>Tạp chí Diễn đàn Doanh nghiệp</w:t>
+            </w:r>
+          </w:p>
+        </w:tc>
+        <w:tc>
+          <w:tcPr>
+            <w:tcW w:type="dxa" w:w="4032"/>
+          </w:tcPr>
+          <w:p>
+            <w:r/>
+            <w:r>
+              <w:rPr>
+                <w:rFonts w:ascii="Inter" w:hAnsi="Inter"/>
+                <w:b w:val="0"/>
+                <w:i w:val="0"/>
+                <w:sz w:val="19"/>
+              </w:rPr>
+              <w:t>Diễn đàn Doanh nghiệp</w:t>
+            </w:r>
+          </w:p>
+        </w:tc>
+      </w:tr>
+      <w:tr>
+        <w:tc>
+          <w:tcPr>
+            <w:tcW w:type="dxa" w:w="2160"/>
+          </w:tcPr>
+          <w:p>
+            <w:r/>
+            <w:r>
+              <w:rPr>
+                <w:rFonts w:ascii="Inter" w:hAnsi="Inter"/>
+                <w:b w:val="0"/>
+                <w:i w:val="0"/>
+                <w:sz w:val="19"/>
+              </w:rPr>
+              <w:t>Tiêu đề</w:t>
+            </w:r>
+          </w:p>
+        </w:tc>
+        <w:tc>
+          <w:tcPr>
+            <w:tcW w:type="dxa" w:w="3168"/>
+          </w:tcPr>
+          <w:p>
+            <w:r/>
+            <w:r>
+              <w:rPr>
+                <w:rFonts w:ascii="Inter" w:hAnsi="Inter"/>
+                <w:b w:val="0"/>
+                <w:i w:val="0"/>
+                <w:sz w:val="19"/>
+              </w:rPr>
+              <w:t>Dưới 160 ký tự</w:t>
+            </w:r>
+          </w:p>
+        </w:tc>
+        <w:tc>
+          <w:tcPr>
+            <w:tcW w:type="dxa" w:w="4032"/>
+          </w:tcPr>
+          <w:p>
+            <w:r/>
+            <w:r>
+              <w:rPr>
+                <w:rFonts w:ascii="Inter" w:hAnsi="Inter"/>
+                <w:b w:val="0"/>
+                <w:i w:val="0"/>
+                <w:sz w:val="19"/>
+              </w:rPr>
+              <w:t>105 ký tự</w:t>
+            </w:r>
+          </w:p>
+        </w:tc>
+      </w:tr>
+      <w:tr>
+        <w:tc>
+          <w:tcPr>
+            <w:tcW w:type="dxa" w:w="2160"/>
+          </w:tcPr>
+          <w:p>
+            <w:r/>
+            <w:r>
+              <w:rPr>
+                <w:rFonts w:ascii="Inter" w:hAnsi="Inter"/>
+                <w:b w:val="0"/>
+                <w:i w:val="0"/>
+                <w:sz w:val="19"/>
+              </w:rPr>
+              <w:t>Sapo</w:t>
+            </w:r>
+          </w:p>
+        </w:tc>
+        <w:tc>
+          <w:tcPr>
+            <w:tcW w:type="dxa" w:w="3168"/>
+          </w:tcPr>
+          <w:p>
+            <w:r/>
+            <w:r>
+              <w:rPr>
+                <w:rFonts w:ascii="Inter" w:hAnsi="Inter"/>
+                <w:b w:val="0"/>
+                <w:i w:val="0"/>
+                <w:sz w:val="19"/>
+              </w:rPr>
+              <w:t>Dưới 200 ký tự</w:t>
+            </w:r>
+          </w:p>
+        </w:tc>
+        <w:tc>
+          <w:tcPr>
+            <w:tcW w:type="dxa" w:w="4032"/>
+          </w:tcPr>
+          <w:p>
+            <w:r/>
+            <w:r>
+              <w:rPr>
+                <w:rFonts w:ascii="Inter" w:hAnsi="Inter"/>
+                <w:b w:val="0"/>
+                <w:i w:val="0"/>
+                <w:sz w:val="19"/>
+              </w:rPr>
+              <w:t>183 ký tự</w:t>
+            </w:r>
+          </w:p>
+        </w:tc>
+      </w:tr>
+      <w:tr>
+        <w:tc>
+          <w:tcPr>
+            <w:tcW w:type="dxa" w:w="2160"/>
+          </w:tcPr>
+          <w:p>
+            <w:r/>
+            <w:r>
+              <w:rPr>
+                <w:rFonts w:ascii="Inter" w:hAnsi="Inter"/>
+                <w:b w:val="0"/>
+                <w:i w:val="0"/>
+                <w:sz w:val="19"/>
+              </w:rPr>
+              <w:t>Số ảnh</w:t>
+            </w:r>
+          </w:p>
+        </w:tc>
+        <w:tc>
+          <w:tcPr>
+            <w:tcW w:type="dxa" w:w="3168"/>
+          </w:tcPr>
+          <w:p>
+            <w:r/>
+            <w:r>
+              <w:rPr>
+                <w:rFonts w:ascii="Inter" w:hAnsi="Inter"/>
+                <w:b w:val="0"/>
+                <w:i w:val="0"/>
+                <w:sz w:val="19"/>
+              </w:rPr>
+              <w:t>3 ảnh</w:t>
+            </w:r>
+          </w:p>
+        </w:tc>
+        <w:tc>
+          <w:tcPr>
+            <w:tcW w:type="dxa" w:w="4032"/>
+          </w:tcPr>
+          <w:p>
+            <w:r/>
+            <w:r>
+              <w:rPr>
+                <w:rFonts w:ascii="Inter" w:hAnsi="Inter"/>
+                <w:b w:val="0"/>
+                <w:i w:val="0"/>
+                <w:sz w:val="19"/>
+              </w:rPr>
+              <w:t>3 ảnh, có chú thích</w:t>
+            </w:r>
+          </w:p>
+        </w:tc>
+      </w:tr>
+      <w:tr>
+        <w:tc>
+          <w:tcPr>
+            <w:tcW w:type="dxa" w:w="2160"/>
+          </w:tcPr>
+          <w:p>
+            <w:r/>
+            <w:r>
+              <w:rPr>
+                <w:rFonts w:ascii="Inter" w:hAnsi="Inter"/>
+                <w:b w:val="0"/>
+                <w:i w:val="0"/>
+                <w:sz w:val="19"/>
+              </w:rPr>
+              <w:t>Số link</w:t>
+            </w:r>
+          </w:p>
+        </w:tc>
+        <w:tc>
+          <w:tcPr>
+            <w:tcW w:type="dxa" w:w="3168"/>
+          </w:tcPr>
+          <w:p>
+            <w:r/>
+            <w:r>
+              <w:rPr>
+                <w:rFonts w:ascii="Inter" w:hAnsi="Inter"/>
+                <w:b w:val="0"/>
+                <w:i w:val="0"/>
+                <w:sz w:val="19"/>
+              </w:rPr>
+              <w:t>1 link, chỉ nhận tên miền .vn</w:t>
+            </w:r>
+          </w:p>
+        </w:tc>
+        <w:tc>
+          <w:tcPr>
+            <w:tcW w:type="dxa" w:w="4032"/>
+          </w:tcPr>
+          <w:p>
+            <w:r/>
+            <w:r>
+              <w:rPr>
+                <w:rFonts w:ascii="Inter" w:hAnsi="Inter"/>
+                <w:b w:val="0"/>
+                <w:i w:val="0"/>
+                <w:sz w:val="19"/>
+              </w:rPr>
+              <w:t>1 link: apconsulting.vn (cuối bài)</w:t>
+            </w:r>
+          </w:p>
+        </w:tc>
+      </w:tr>
+      <w:tr>
+        <w:tc>
+          <w:tcPr>
+            <w:tcW w:type="dxa" w:w="2160"/>
+          </w:tcPr>
+          <w:p>
+            <w:r/>
+            <w:r>
+              <w:rPr>
+                <w:rFonts w:ascii="Inter" w:hAnsi="Inter"/>
+                <w:b w:val="0"/>
+                <w:i w:val="0"/>
+                <w:sz w:val="19"/>
+              </w:rPr>
+              <w:t>Độ dài</w:t>
+            </w:r>
+          </w:p>
+        </w:tc>
+        <w:tc>
+          <w:tcPr>
+            <w:tcW w:type="dxa" w:w="3168"/>
+          </w:tcPr>
+          <w:p>
+            <w:r/>
+            <w:r>
+              <w:rPr>
+                <w:rFonts w:ascii="Inter" w:hAnsi="Inter"/>
+                <w:b w:val="0"/>
+                <w:i w:val="0"/>
+                <w:sz w:val="19"/>
+              </w:rPr>
+              <w:t>Khoảng 1.000 từ</w:t>
+            </w:r>
+          </w:p>
+        </w:tc>
+        <w:tc>
+          <w:tcPr>
+            <w:tcW w:type="dxa" w:w="4032"/>
+          </w:tcPr>
+          <w:p>
+            <w:r/>
+            <w:r>
+              <w:rPr>
+                <w:rFonts w:ascii="Inter" w:hAnsi="Inter"/>
+                <w:b w:val="0"/>
+                <w:i w:val="0"/>
+                <w:sz w:val="19"/>
+              </w:rPr>
+              <w:t>Khoảng 1.079 từ (tính cả sapo, không tính tiêu đề)</w:t>
+            </w:r>
+          </w:p>
+        </w:tc>
+      </w:tr>
+      <w:tr>
+        <w:tc>
+          <w:tcPr>
+            <w:tcW w:type="dxa" w:w="2160"/>
+          </w:tcPr>
+          <w:p>
+            <w:r/>
+            <w:r>
+              <w:rPr>
+                <w:rFonts w:ascii="Inter" w:hAnsi="Inter"/>
+                <w:b w:val="0"/>
+                <w:i w:val="0"/>
+                <w:sz w:val="19"/>
+              </w:rPr>
+              <w:t>Nội dung</w:t>
+            </w:r>
+          </w:p>
+        </w:tc>
+        <w:tc>
+          <w:tcPr>
+            <w:tcW w:type="dxa" w:w="3168"/>
+          </w:tcPr>
+          <w:p>
+            <w:r/>
+            <w:r>
+              <w:rPr>
+                <w:rFonts w:ascii="Inter" w:hAnsi="Inter"/>
+                <w:b w:val="0"/>
+                <w:i w:val="0"/>
+                <w:sz w:val="19"/>
+              </w:rPr>
+              <w:t>Đủ ý theo bài mẫu khách duyệt</w:t>
+            </w:r>
+          </w:p>
+        </w:tc>
+        <w:tc>
+          <w:tcPr>
+            <w:tcW w:type="dxa" w:w="4032"/>
+          </w:tcPr>
+          <w:p>
+            <w:r/>
+            <w:r>
+              <w:rPr>
+                <w:rFonts w:ascii="Inter" w:hAnsi="Inter"/>
+                <w:b w:val="0"/>
+                <w:i w:val="0"/>
+                <w:sz w:val="19"/>
+              </w:rPr>
+              <w:t>Giữ đủ ý, số liệu, trích dẫn của bài mẫu; diễn đạt khác bản CafeBiz để không trùng nội dung giữa hai báo</w:t>
+            </w:r>
+          </w:p>
+        </w:tc>
+      </w:tr>
+    </w:tbl>
+    <w:p>
+      <w:r>
+        <w:rPr>
+          <w:rFonts w:ascii="Inter" w:hAnsi="Inter"/>
+          <w:b w:val="0"/>
+          <w:i/>
+          <w:sz w:val="19"/>
+        </w:rPr>
+        <w:t>Phần dưới đây là nội dung bài đăng.</w:t>
+      </w:r>
+    </w:p>
+    <w:p>
+      <w:pPr>
+        <w:spacing w:after="280"/>
+        <w:pBdr>
+          <w:bottom w:val="single" w:sz="8" w:space="1" w:color="808080"/>
+        </w:pBdr>
+      </w:pPr>
+    </w:p>
     <w:p>
       <w:r>
         <w:rPr>
@@ -30,7 +499,7 @@
           <w:b w:val="0"/>
           <w:i w:val="0"/>
         </w:rPr>
-        <w:t>A&amp;P Việt Nam là đơn vị tư vấn và đào tạo phát triển lãnh đạo do bà Võ Thị Thanh Loan, Giám đốc Điều hành, dẫn dắt. Hơn 95% khách hàng của công ty là các tập đoàn đa quốc gia và doanh nghiệp lớn. Tại thị trường trong nước, A&amp;P Việt Nam là đối tác chiến lược của Development Dimensions International (DDI), tổ chức quốc tế có hơn 50 năm nghiên cứu về hành vi lãnh đạo.</w:t>
+        <w:t>Nhiều doanh nghiệp có chiến lược sắc bén nhưng kết quả kinh doanh vẫn chưa như kỳ vọng. Theo bà Võ Thị Thanh Loan, Giám đốc Điều hành A&amp;P Việt Nam, phần thiếu hụt thường nằm ở năng lực của đội ngũ thực thi. Nhận định này là xuất phát điểm cho sứ mệnh phát triển năng lực lãnh đạo mà công ty theo đuổi, và cũng là cơ sở để A&amp;P Việt Nam trở thành đối tác chiến lược của Development Dimensions International (DDI) tại Việt Nam.</w:t>
       </w:r>
     </w:p>
     <w:p>
@@ -94,7 +563,7 @@
           <w:b/>
           <w:i w:val="0"/>
         </w:rPr>
-        <w:t>Câu hỏi khởi đầu: vì sao chiến lược đúng vẫn chưa đủ?</w:t>
+        <w:t>Từ bài toán kinh doanh đến bài toán con người</w:t>
       </w:r>
     </w:p>
     <w:p>
@@ -104,7 +573,7 @@
           <w:b w:val="0"/>
           <w:i w:val="0"/>
         </w:rPr>
-        <w:t>Bà Thanh Loan có nhiều năm giữ vị trí lãnh đạo cấp cao ở cả mảng Kinh doanh lẫn Nhân sự tại các tập đoàn đa quốc gia. Hai góc nhìn ấy dẫn bà tới một nhận định: một chiến lược tốt chỉ tạo ra kết quả khi đội ngũ thực thi được nó.</w:t>
+        <w:t>Bà Thanh Loan từng giữ vị trí lãnh đạo cấp cao về Kinh doanh và Nhân sự tại các tập đoàn đa quốc gia. Làm việc ở cả hai phía, bà hiểu áp lực tăng trưởng của doanh nghiệp lẫn những khó khăn trong quản trị nhân sự. Từ trải nghiệm đó, bà đúc kết: "Chiến lược dù tốt đến đâu cũng chỉ tạo ra kết quả khi được thực thi thông qua đội ngũ."</w:t>
       </w:r>
     </w:p>
     <w:p>
@@ -114,7 +583,7 @@
           <w:b w:val="0"/>
           <w:i w:val="0"/>
         </w:rPr>
-        <w:t>Nhận định này được củng cố bằng nền tảng học thuật, gồm chương trình nghiên cứu sinh Tiến sĩ Quản trị Kinh doanh tại Viện Công nghệ Châu Á (AIT) và chứng nhận chuyên gia đào tạo của DDI. Với bà, phát triển lãnh đạo là việc xác định đúng năng lực cốt lõi để doanh nghiệp đạt mục tiêu, không đơn thuần là tổ chức khóa học.</w:t>
+        <w:t>Nền tảng chuyên môn của bà gồm chương trình nghiên cứu sinh Tiến sĩ Quản trị Kinh doanh tại Viện Công nghệ Châu Á (AIT) và chứng nhận chuyên gia đào tạo của DDI. Bà nhìn phát triển lãnh đạo như một việc mang tính chiến lược: trước hết phải xác định đúng năng lực cốt lõi giúp doanh nghiệp đạt mục tiêu, sau đó mới thiết kế giải pháp.</w:t>
       </w:r>
     </w:p>
     <w:p>
@@ -124,7 +593,7 @@
           <w:b/>
           <w:i w:val="0"/>
         </w:rPr>
-        <w:t>Nhìn xuyên qua yêu cầu ban đầu của khách hàng</w:t>
+        <w:t>Tìm đúng điểm nghẽn phía sau yêu cầu đào tạo</w:t>
       </w:r>
     </w:p>
     <w:p>
@@ -134,7 +603,7 @@
           <w:b w:val="0"/>
           <w:i w:val="0"/>
         </w:rPr>
-        <w:t>"Nếu chỉ đáp ứng đúng yêu cầu bề mặt mà không giải quyết được bài toán thật, giải pháp sẽ rất thiển cận," bà Thanh Loan nói.</w:t>
+        <w:t>Cách nhìn này quyết định phong cách làm việc của A&amp;P Việt Nam. Công ty lấy khách hàng làm trung tâm và tập trung vào điểm nghẽn năng lực thực sự của tổ chức, thay vì chỉ đáp ứng yêu cầu ban đầu. "Một nhóm người được đào tạo một kỹ năng chưa đồng nghĩa với một tổ chức đã sở hữu năng lực đó," bà Thanh Loan nói.</w:t>
       </w:r>
     </w:p>
     <w:p>
@@ -144,7 +613,7 @@
           <w:b w:val="0"/>
           <w:i w:val="0"/>
         </w:rPr>
-        <w:t>Một nhà máy thuộc tập đoàn đa quốc gia từng đề nghị A&amp;P Việt Nam nâng năng lực giải quyết vấn đề cho đội ngũ quản lý. Thay vì chỉ mở lớp, A&amp;P Việt Nam đề xuất một lộ trình khác: sau khóa học, chính các quản lý bắt tay xử lý điểm nghẽn thực tế của nhà máy, có chuyên gia A&amp;P Việt Nam kèm cặp, còn lãnh đạo cấp cao đóng vai trò cố vấn.</w:t>
+        <w:t>Một nhà máy thuộc tập đoàn đa quốc gia từng đề nghị nâng cao năng lực giải quyết vấn đề cho đội ngũ quản lý. Khi trao đổi, A&amp;P Việt Nam nhận thấy nhu cầu thật sự của nhà máy là có năng lực tự thân để xử lý các bài toán vận hành về lâu dài.</w:t>
       </w:r>
     </w:p>
     <w:p>
@@ -154,7 +623,7 @@
           <w:b w:val="0"/>
           <w:i w:val="0"/>
         </w:rPr>
-        <w:t>Kết quả mong đợi không dừng ở một lớp học. Nhà máy hình thành đội ngũ lãnh đạo nội bộ đủ sức huấn luyện thế hệ kế cận, thay vì phụ thuộc mãi vào đơn vị tư vấn bên ngoài.</w:t>
+        <w:t>Vì vậy, khóa học chỉ là bước mở đầu. Các nhà quản lý trực tiếp xử lý những điểm nghẽn tại nhà máy, có chuyên gia của A&amp;P Việt Nam đồng hành. Lãnh đạo cấp cao đóng vai trò cố vấn, còn quản lý trực tiếp tạo điều kiện để nhân viên áp dụng phương pháp mới vào công việc hằng ngày. Dần dần, tinh thần chủ động trở thành văn hóa chung và nhà máy có đội ngũ lãnh đạo nội bộ đủ năng lực dìu dắt thế hệ kế cận.</w:t>
       </w:r>
     </w:p>
     <w:p>
@@ -218,7 +687,7 @@
           <w:b/>
           <w:i w:val="0"/>
         </w:rPr>
-        <w:t>Niềm tin của khách hàng lớn đến từ sự nhất quán</w:t>
+        <w:t>Niềm tin của khách hàng lớn xây từ sự nhất quán</w:t>
       </w:r>
     </w:p>
     <w:p>
@@ -228,7 +697,27 @@
           <w:b w:val="0"/>
           <w:i w:val="0"/>
         </w:rPr>
-        <w:t>Khách hàng là tập đoàn đa quốc gia thường đặt chuẩn cao khi chọn đối tác. Theo bà Thanh Loan, A&amp;P Việt Nam giữ được sự gắn bó dài lâu nhờ ba nguyên tắc: hiểu rõ bối cảnh doanh nghiệp trước khi tư vấn, giữ chất lượng đồng đều ở mọi dự án và theo sát kết quả chuyển hóa sau lớp học.</w:t>
+        <w:t>Hơn 95% khách hàng của A&amp;P Việt Nam là các tập đoàn đa quốc gia và doanh nghiệp lớn, những đơn vị có tiêu chuẩn rất cao khi chọn đối tác. Theo bà Thanh Loan, họ gắn bó lâu dài vì A&amp;P Việt Nam nhất quán từ tư duy đến cách làm.</w:t>
+      </w:r>
+    </w:p>
+    <w:p>
+      <w:r>
+        <w:rPr>
+          <w:rFonts w:ascii="Inter" w:hAnsi="Inter"/>
+          <w:b w:val="0"/>
+          <w:i w:val="0"/>
+        </w:rPr>
+        <w:t>Về tư duy, mọi chương trình đều hướng đến kết quả kinh doanh thực chất. Về cách làm, công ty giữ ba nguyên tắc: hiểu rõ bối cảnh doanh nghiệp trước khi tư vấn, duy trì chất lượng đồng đều trong suốt hành trình, và theo sát kết quả chuyển hóa sau lớp học, bất kể dự án lớn hay nhỏ.</w:t>
+      </w:r>
+    </w:p>
+    <w:p>
+      <w:r>
+        <w:rPr>
+          <w:rFonts w:ascii="Inter" w:hAnsi="Inter"/>
+          <w:b w:val="0"/>
+          <w:i w:val="0"/>
+        </w:rPr>
+        <w:t>"Niềm tin không được xây bằng việc luôn gật đầu với khách hàng; đôi khi nó được tạo nên từ bản lĩnh dám đặt lại câu hỏi về chính đề bài ban đầu để tìm ra lời giải tốt nhất," bà Thanh Loan chia sẻ.</w:t>
       </w:r>
     </w:p>
     <w:p>
@@ -238,7 +727,7 @@
           <w:b/>
           <w:i w:val="0"/>
         </w:rPr>
-        <w:t>Chuẩn mực toàn cầu gặp bối cảnh Việt Nam</w:t>
+        <w:t>Hợp tác với DDI: đưa chuẩn mực lãnh đạo toàn cầu đến doanh nghiệp Việt Nam</w:t>
       </w:r>
     </w:p>
     <w:p>
@@ -248,7 +737,17 @@
           <w:b w:val="0"/>
           <w:i w:val="0"/>
         </w:rPr>
-        <w:t>Mỗi năm, DDI đào tạo khoảng 3 triệu lãnh đạo trên toàn cầu. A&amp;P Việt Nam bổ sung phần am hiểu văn hóa, con người và đặc thù doanh nghiệp trong nước để phương pháp ấy áp dụng được vào từng tổ chức cụ thể. "Đây là sự kết hợp giữa tinh hoa toàn cầu của DDI và sự thấu hiểu địa phương của A&amp;P," bà Thanh Loan cho biết.</w:t>
+        <w:t>A&amp;P Việt Nam và DDI có chung một triết lý: phát triển lãnh đạo phải là một hệ thống đồng bộ và được đo bằng kết quả.</w:t>
+      </w:r>
+    </w:p>
+    <w:p>
+      <w:r>
+        <w:rPr>
+          <w:rFonts w:ascii="Inter" w:hAnsi="Inter"/>
+          <w:b w:val="0"/>
+          <w:i w:val="0"/>
+        </w:rPr>
+        <w:t>DDI đã nghiên cứu hành vi lãnh đạo hơn nửa thế kỷ và mỗi năm đào tạo khoảng 3 triệu lãnh đạo trên toàn cầu, tạo nên nền tảng phương pháp đã được kiểm chứng. A&amp;P Việt Nam bổ sung sự am hiểu về văn hóa, con người và bối cảnh doanh nghiệp trong nước để phương pháp đó phát huy hiệu quả ở từng tổ chức. Kết quả là những lộ trình vừa đạt chuẩn quốc tế, vừa sát thực tiễn Việt Nam.</w:t>
       </w:r>
     </w:p>
     <w:p>
@@ -312,7 +811,17 @@
           <w:b w:val="0"/>
           <w:i w:val="0"/>
         </w:rPr>
-        <w:t>Theo khảo sát năm 2025 của DDI, chỉ 20% lãnh đạo nhân sự cho rằng tổ chức của họ có đủ lực lượng sẵn sàng cho các vị trí trọng yếu. Bà Thanh Loan cho rằng khi công nghệ ngày càng xử lý dữ liệu nhanh hơn, vai trò phán đoán, trách nhiệm và xây dựng niềm tin của người lãnh đạo càng quan trọng. Thế hệ lãnh đạo mới cần chuẩn bị cho đội ngũ kế cận ngay từ hôm nay, bên cạnh việc tạo ra kết quả hiện tại.</w:t>
+        <w:t>"Chúng tôi không tìm kiếm thêm một nhà cung cấp nội dung. Chúng tôi tìm kiếm một tổ chức đồng hành ngang tầm, cùng nâng chuẩn phát triển lãnh đạo tại Việt Nam," bà Thanh Loan khẳng định.</w:t>
+      </w:r>
+    </w:p>
+    <w:p>
+      <w:r>
+        <w:rPr>
+          <w:rFonts w:ascii="Inter" w:hAnsi="Inter"/>
+          <w:b/>
+          <w:i w:val="0"/>
+        </w:rPr>
+        <w:t>Chuẩn bị lãnh đạo cho tương lai của tổ chức</w:t>
       </w:r>
     </w:p>
     <w:p>
@@ -322,7 +831,7 @@
           <w:b w:val="0"/>
           <w:i w:val="0"/>
         </w:rPr>
-        <w:t>"Tôi mong khi nghĩ đến một đối tác chiến lược cho phát triển tổ chức và con người, doanh nghiệp sẽ nghĩ ngay đến A&amp;P," bà Thanh Loan chia sẻ về định hướng của công ty.</w:t>
+        <w:t>Theo khảo sát năm 2025 của DDI, chỉ 20% lãnh đạo nhân sự đánh giá tổ chức của mình có đủ lực lượng sẵn sàng cho các vị trí trọng yếu. Trong thời đại AI, công nghệ có thể xử lý dữ liệu nhanh hơn, song khả năng phán đoán, tinh thần trách nhiệm và niềm tin vẫn là phần việc của con người.</w:t>
       </w:r>
     </w:p>
     <w:p>
@@ -332,7 +841,27 @@
           <w:b w:val="0"/>
           <w:i w:val="0"/>
         </w:rPr>
-        <w:t xml:space="preserve">A&amp;P Việt Nam có trụ sở tại số 36 Mạc Đĩnh Chi, Phường Đa Kao, Quận 1, TP.HCM. Thông tin các chương trình được cập nhật tại </w:t>
+        <w:t>Vì vậy, nhà lãnh đạo thế hệ mới cần có tâm thế của người gieo hạt: vừa tạo ra kết quả hôm nay, vừa nuôi dưỡng người sẽ tiếp bước. Thước đo thành công cũng chuyển từ thành tích cá nhân sang mức độ trưởng thành của đội ngũ và một bộ máy đủ vững trước biến động của thị trường.</w:t>
+      </w:r>
+    </w:p>
+    <w:p>
+      <w:r>
+        <w:rPr>
+          <w:rFonts w:ascii="Inter" w:hAnsi="Inter"/>
+          <w:b w:val="0"/>
+          <w:i w:val="0"/>
+        </w:rPr>
+        <w:t>Với A&amp;P Việt Nam, bà Thanh Loan mong công ty sẽ là một trong những điểm tựa đầu tiên doanh nghiệp tìm đến khi đối mặt với bài toán nguồn nhân lực. "Tôi muốn góp phần giúp doanh nghiệp biến sức mạnh của con người thành sức mạnh của tổ chức, thông qua những nhà lãnh đạo biết tạo ra kết quả, phát triển người khác và chuẩn bị cho tương lai tăng trưởng trường tồn."</w:t>
+      </w:r>
+    </w:p>
+    <w:p>
+      <w:r>
+        <w:rPr>
+          <w:rFonts w:ascii="Inter" w:hAnsi="Inter"/>
+          <w:b w:val="0"/>
+          <w:i w:val="0"/>
+        </w:rPr>
+        <w:t xml:space="preserve">Thông tin về các chương trình tư vấn và đào tạo lãnh đạo của A&amp;P Việt Nam được cập nhật tại </w:t>
       </w:r>
       <w:hyperlink r:id="rId12">
         <w:r>
